--- a/templates/Act.docx
+++ b/templates/Act.docx
@@ -877,25 +877,16 @@
           <w:szCs w:val="26"/>
           <w:lang w:val="uk-UA"/>
         </w:rPr>
-        <w:t xml:space="preserve"> догов</w:t>
-      </w:r>
-      <w:r>
-        <w:rPr>
-          <w:b/>
-          <w:i/>
-          <w:position w:val="-1"/>
-          <w:sz w:val="26"/>
-          <w:szCs w:val="26"/>
-          <w:lang w:val="uk-UA"/>
-        </w:rPr>
-        <w:t xml:space="preserve">ором-заявкою </w:t>
-      </w:r>
-      <w:r>
-        <w:rPr>
-          <w:b/>
-          <w:position w:val="-1"/>
-          <w:sz w:val="24"/>
-          <w:szCs w:val="24"/>
+        <w:t xml:space="preserve"> </w:t>
+      </w:r>
+      <w:r>
+        <w:rPr>
+          <w:b/>
+          <w:i/>
+          <w:position w:val="-1"/>
+          <w:sz w:val="26"/>
+          <w:szCs w:val="26"/>
+          <w:lang w:val="uk-UA"/>
         </w:rPr>
         <w:t>{</w:t>
       </w:r>
@@ -903,155 +894,25 @@
       <w:r>
         <w:rPr>
           <w:b/>
-          <w:position w:val="-1"/>
-          <w:sz w:val="24"/>
-          <w:szCs w:val="24"/>
-        </w:rPr>
-        <w:t>orderDate</w:t>
+          <w:i/>
+          <w:position w:val="-1"/>
+          <w:sz w:val="26"/>
+          <w:szCs w:val="26"/>
+          <w:lang w:val="uk-UA"/>
+        </w:rPr>
+        <w:t>customerOrderDetails</w:t>
       </w:r>
       <w:proofErr w:type="spellEnd"/>
       <w:r>
         <w:rPr>
           <w:b/>
-          <w:position w:val="-1"/>
-          <w:sz w:val="24"/>
-          <w:szCs w:val="24"/>
+          <w:i/>
+          <w:position w:val="-1"/>
+          <w:sz w:val="26"/>
+          <w:szCs w:val="26"/>
+          <w:lang w:val="uk-UA"/>
         </w:rPr>
         <w:t>}</w:t>
-      </w:r>
-      <w:r>
-        <w:rPr>
-          <w:b/>
-          <w:position w:val="-1"/>
-          <w:sz w:val="24"/>
-          <w:szCs w:val="24"/>
-        </w:rPr>
-        <w:t xml:space="preserve"> </w:t>
-      </w:r>
-      <w:r>
-        <w:rPr>
-          <w:b/>
-          <w:position w:val="-1"/>
-          <w:sz w:val="24"/>
-          <w:szCs w:val="24"/>
-          <w:lang w:val="ru-RU"/>
-        </w:rPr>
-        <w:t xml:space="preserve">на </w:t>
-      </w:r>
-      <w:r>
-        <w:rPr>
-          <w:b/>
-          <w:position w:val="-1"/>
-          <w:sz w:val="24"/>
-          <w:szCs w:val="24"/>
-          <w:lang w:val="uk-UA"/>
-        </w:rPr>
-        <w:t>одноразове перевезення</w:t>
-      </w:r>
-      <w:r>
-        <w:rPr>
-          <w:b/>
-          <w:position w:val="-1"/>
-          <w:sz w:val="24"/>
-          <w:szCs w:val="24"/>
-        </w:rPr>
-        <w:t xml:space="preserve"> </w:t>
-      </w:r>
-      <w:r>
-        <w:rPr>
-          <w:b/>
-          <w:position w:val="-1"/>
-          <w:sz w:val="24"/>
-          <w:szCs w:val="24"/>
-          <w:lang w:val="uk-UA"/>
-        </w:rPr>
-        <w:t>вантажу</w:t>
-      </w:r>
-      <w:r>
-        <w:rPr>
-          <w:b/>
-          <w:position w:val="-1"/>
-          <w:sz w:val="24"/>
-          <w:szCs w:val="24"/>
-          <w:lang w:val="ru-RU"/>
-        </w:rPr>
-        <w:t xml:space="preserve"> </w:t>
-      </w:r>
-      <w:proofErr w:type="spellStart"/>
-      <w:r>
-        <w:rPr>
-          <w:b/>
-          <w:position w:val="-1"/>
-          <w:sz w:val="24"/>
-          <w:szCs w:val="24"/>
-          <w:lang w:val="ru-RU"/>
-        </w:rPr>
-        <w:t>автомоб</w:t>
-      </w:r>
-      <w:proofErr w:type="spellEnd"/>
-      <w:r>
-        <w:rPr>
-          <w:b/>
-          <w:position w:val="-1"/>
-          <w:sz w:val="24"/>
-          <w:szCs w:val="24"/>
-          <w:lang w:val="uk-UA"/>
-        </w:rPr>
-        <w:t>і</w:t>
-      </w:r>
-      <w:proofErr w:type="spellStart"/>
-      <w:r>
-        <w:rPr>
-          <w:b/>
-          <w:position w:val="-1"/>
-          <w:sz w:val="24"/>
-          <w:szCs w:val="24"/>
-          <w:lang w:val="ru-RU"/>
-        </w:rPr>
-        <w:t>льн</w:t>
-      </w:r>
-      <w:proofErr w:type="spellEnd"/>
-      <w:r>
-        <w:rPr>
-          <w:b/>
-          <w:position w:val="-1"/>
-          <w:sz w:val="24"/>
-          <w:szCs w:val="24"/>
-          <w:lang w:val="uk-UA"/>
-        </w:rPr>
-        <w:t>и</w:t>
-      </w:r>
-      <w:r>
-        <w:rPr>
-          <w:b/>
-          <w:position w:val="-1"/>
-          <w:sz w:val="24"/>
-          <w:szCs w:val="24"/>
-          <w:lang w:val="ru-RU"/>
-        </w:rPr>
-        <w:t>м транспорт</w:t>
-      </w:r>
-      <w:proofErr w:type="spellStart"/>
-      <w:r>
-        <w:rPr>
-          <w:b/>
-          <w:position w:val="-1"/>
-          <w:sz w:val="24"/>
-          <w:szCs w:val="24"/>
-          <w:lang w:val="uk-UA"/>
-        </w:rPr>
-        <w:t>ом</w:t>
-      </w:r>
-      <w:proofErr w:type="spellEnd"/>
-      <w:r>
-        <w:rPr>
-          <w:b/>
-          <w:position w:val="-1"/>
-          <w:sz w:val="24"/>
-          <w:szCs w:val="24"/>
-          <w:lang w:val="ru-RU"/>
-        </w:rPr>
-        <w:t xml:space="preserve"> </w:t>
       </w:r>
     </w:p>
     <w:p>
@@ -1937,14 +1798,7 @@
           <w:sz w:val="22"/>
           <w:szCs w:val="22"/>
         </w:rPr>
-        <w:t>}</w:t>
-      </w:r>
-      <w:r>
-        <w:rPr>
-          <w:sz w:val="22"/>
-          <w:szCs w:val="22"/>
-        </w:rPr>
-        <w:t xml:space="preserve"> </w:t>
+        <w:t xml:space="preserve">} </w:t>
       </w:r>
       <w:r>
         <w:rPr>
@@ -2607,14 +2461,6 @@
       <w:pPr>
         <w:jc w:val="both"/>
         <w:rPr>
-          <w:lang w:val="uk-UA"/>
-        </w:rPr>
-      </w:pPr>
-    </w:p>
-    <w:p>
-      <w:pPr>
-        <w:jc w:val="both"/>
-        <w:rPr>
           <w:b/>
           <w:i/>
           <w:spacing w:val="2"/>
@@ -2629,396 +2475,6 @@
           <w:cols w:space="720"/>
         </w:sectPr>
       </w:pPr>
-    </w:p>
-    <w:p>
-      <w:pPr>
-        <w:jc w:val="both"/>
-        <w:rPr>
-          <w:b/>
-          <w:i/>
-          <w:sz w:val="22"/>
-          <w:szCs w:val="22"/>
-          <w:lang w:val="uk-UA"/>
-        </w:rPr>
-      </w:pPr>
-      <w:proofErr w:type="spellStart"/>
-      <w:r>
-        <w:rPr>
-          <w:b/>
-          <w:i/>
-          <w:spacing w:val="2"/>
-          <w:sz w:val="22"/>
-          <w:szCs w:val="22"/>
-        </w:rPr>
-        <w:t>В</w:t>
-      </w:r>
-      <w:r>
-        <w:rPr>
-          <w:b/>
-          <w:i/>
-          <w:spacing w:val="-1"/>
-          <w:sz w:val="22"/>
-          <w:szCs w:val="22"/>
-        </w:rPr>
-        <w:t>і</w:t>
-      </w:r>
-      <w:r>
-        <w:rPr>
-          <w:b/>
-          <w:i/>
-          <w:sz w:val="22"/>
-          <w:szCs w:val="22"/>
-        </w:rPr>
-        <w:t>д</w:t>
-      </w:r>
-      <w:proofErr w:type="spellEnd"/>
-      <w:r>
-        <w:rPr>
-          <w:b/>
-          <w:i/>
-          <w:spacing w:val="-1"/>
-          <w:sz w:val="22"/>
-          <w:szCs w:val="22"/>
-        </w:rPr>
-        <w:t xml:space="preserve"> </w:t>
-      </w:r>
-      <w:proofErr w:type="spellStart"/>
-      <w:r>
-        <w:rPr>
-          <w:b/>
-          <w:i/>
-          <w:spacing w:val="1"/>
-          <w:sz w:val="22"/>
-          <w:szCs w:val="22"/>
-        </w:rPr>
-        <w:t>В</w:t>
-      </w:r>
-      <w:r>
-        <w:rPr>
-          <w:b/>
-          <w:i/>
-          <w:sz w:val="22"/>
-          <w:szCs w:val="22"/>
-        </w:rPr>
-        <w:t>ик</w:t>
-      </w:r>
-      <w:r>
-        <w:rPr>
-          <w:b/>
-          <w:i/>
-          <w:spacing w:val="-2"/>
-          <w:sz w:val="22"/>
-          <w:szCs w:val="22"/>
-        </w:rPr>
-        <w:t>о</w:t>
-      </w:r>
-      <w:r>
-        <w:rPr>
-          <w:b/>
-          <w:i/>
-          <w:sz w:val="22"/>
-          <w:szCs w:val="22"/>
-        </w:rPr>
-        <w:t>на</w:t>
-      </w:r>
-      <w:r>
-        <w:rPr>
-          <w:b/>
-          <w:i/>
-          <w:spacing w:val="1"/>
-          <w:sz w:val="22"/>
-          <w:szCs w:val="22"/>
-        </w:rPr>
-        <w:t>в</w:t>
-      </w:r>
-      <w:r>
-        <w:rPr>
-          <w:b/>
-          <w:i/>
-          <w:spacing w:val="-2"/>
-          <w:sz w:val="22"/>
-          <w:szCs w:val="22"/>
-        </w:rPr>
-        <w:t>ц</w:t>
-      </w:r>
-      <w:r>
-        <w:rPr>
-          <w:b/>
-          <w:i/>
-          <w:sz w:val="22"/>
-          <w:szCs w:val="22"/>
-        </w:rPr>
-        <w:t>я</w:t>
-      </w:r>
-      <w:proofErr w:type="spellEnd"/>
-      <w:r>
-        <w:rPr>
-          <w:b/>
-          <w:i/>
-          <w:sz w:val="22"/>
-          <w:szCs w:val="22"/>
-        </w:rPr>
-        <w:t xml:space="preserve">                                                 </w:t>
-      </w:r>
-      <w:r>
-        <w:rPr>
-          <w:b/>
-          <w:i/>
-          <w:sz w:val="22"/>
-          <w:szCs w:val="22"/>
-          <w:lang w:val="uk-UA"/>
-        </w:rPr>
-        <w:t xml:space="preserve">  </w:t>
-      </w:r>
-      <w:r>
-        <w:rPr>
-          <w:b/>
-          <w:i/>
-          <w:sz w:val="22"/>
-          <w:szCs w:val="22"/>
-        </w:rPr>
-        <w:t xml:space="preserve">                                      </w:t>
-      </w:r>
-      <w:r>
-        <w:rPr>
-          <w:b/>
-          <w:i/>
-          <w:sz w:val="22"/>
-          <w:szCs w:val="22"/>
-          <w:lang w:val="uk-UA"/>
-        </w:rPr>
-        <w:t xml:space="preserve">             </w:t>
-      </w:r>
-      <w:r>
-        <w:rPr>
-          <w:b/>
-          <w:i/>
-          <w:spacing w:val="46"/>
-          <w:sz w:val="22"/>
-          <w:szCs w:val="22"/>
-          <w:lang w:val="uk-UA"/>
-        </w:rPr>
-        <w:t xml:space="preserve">              </w:t>
-      </w:r>
-      <w:proofErr w:type="spellStart"/>
-      <w:r>
-        <w:rPr>
-          <w:b/>
-          <w:i/>
-          <w:spacing w:val="1"/>
-          <w:sz w:val="22"/>
-          <w:szCs w:val="22"/>
-        </w:rPr>
-        <w:t>В</w:t>
-      </w:r>
-      <w:r>
-        <w:rPr>
-          <w:b/>
-          <w:i/>
-          <w:spacing w:val="-1"/>
-          <w:sz w:val="22"/>
-          <w:szCs w:val="22"/>
-        </w:rPr>
-        <w:t>і</w:t>
-      </w:r>
-      <w:r>
-        <w:rPr>
-          <w:b/>
-          <w:i/>
-          <w:sz w:val="22"/>
-          <w:szCs w:val="22"/>
-        </w:rPr>
-        <w:t>д</w:t>
-      </w:r>
-      <w:proofErr w:type="spellEnd"/>
-      <w:r>
-        <w:rPr>
-          <w:b/>
-          <w:i/>
-          <w:spacing w:val="-1"/>
-          <w:sz w:val="22"/>
-          <w:szCs w:val="22"/>
-        </w:rPr>
-        <w:t xml:space="preserve"> </w:t>
-      </w:r>
-      <w:proofErr w:type="spellStart"/>
-      <w:r>
-        <w:rPr>
-          <w:b/>
-          <w:i/>
-          <w:spacing w:val="1"/>
-          <w:sz w:val="22"/>
-          <w:szCs w:val="22"/>
-        </w:rPr>
-        <w:t>З</w:t>
-      </w:r>
-      <w:r>
-        <w:rPr>
-          <w:b/>
-          <w:i/>
-          <w:sz w:val="22"/>
-          <w:szCs w:val="22"/>
-        </w:rPr>
-        <w:t>а</w:t>
-      </w:r>
-      <w:r>
-        <w:rPr>
-          <w:b/>
-          <w:i/>
-          <w:spacing w:val="-2"/>
-          <w:sz w:val="22"/>
-          <w:szCs w:val="22"/>
-        </w:rPr>
-        <w:t>м</w:t>
-      </w:r>
-      <w:r>
-        <w:rPr>
-          <w:b/>
-          <w:i/>
-          <w:sz w:val="22"/>
-          <w:szCs w:val="22"/>
-        </w:rPr>
-        <w:t>овн</w:t>
-      </w:r>
-      <w:r>
-        <w:rPr>
-          <w:b/>
-          <w:i/>
-          <w:spacing w:val="-2"/>
-          <w:sz w:val="22"/>
-          <w:szCs w:val="22"/>
-        </w:rPr>
-        <w:t>и</w:t>
-      </w:r>
-      <w:proofErr w:type="spellEnd"/>
-      <w:r>
-        <w:rPr>
-          <w:b/>
-          <w:i/>
-          <w:sz w:val="22"/>
-          <w:szCs w:val="22"/>
-          <w:lang w:val="uk-UA"/>
-        </w:rPr>
-        <w:t>ка</w:t>
-      </w:r>
-    </w:p>
-    <w:p>
-      <w:pPr>
-        <w:jc w:val="both"/>
-        <w:rPr>
-          <w:b/>
-          <w:i/>
-          <w:sz w:val="22"/>
-          <w:szCs w:val="22"/>
-        </w:rPr>
-      </w:pPr>
-      <w:r>
-        <w:rPr>
-          <w:b/>
-          <w:i/>
-          <w:sz w:val="22"/>
-          <w:szCs w:val="22"/>
-          <w:lang w:val="uk-UA"/>
-        </w:rPr>
-        <w:t>Дорош І.Г.</w:t>
-      </w:r>
-      <w:r>
-        <w:rPr>
-          <w:b/>
-          <w:i/>
-          <w:sz w:val="22"/>
-          <w:szCs w:val="22"/>
-          <w:lang w:val="uk-UA"/>
-        </w:rPr>
-        <w:t xml:space="preserve">           </w:t>
-      </w:r>
-      <w:r>
-        <w:rPr>
-          <w:b/>
-          <w:i/>
-          <w:sz w:val="22"/>
-          <w:szCs w:val="22"/>
-          <w:lang w:val="uk-UA"/>
-        </w:rPr>
-        <w:t xml:space="preserve">  </w:t>
-      </w:r>
-      <w:r>
-        <w:rPr>
-          <w:b/>
-          <w:i/>
-          <w:sz w:val="22"/>
-          <w:szCs w:val="22"/>
-          <w:lang w:val="uk-UA"/>
-        </w:rPr>
-        <w:t xml:space="preserve">                                                     </w:t>
-      </w:r>
-      <w:r>
-        <w:rPr>
-          <w:b/>
-          <w:i/>
-          <w:sz w:val="22"/>
-          <w:szCs w:val="22"/>
-          <w:lang w:val="uk-UA"/>
-        </w:rPr>
-        <w:t xml:space="preserve">   </w:t>
-      </w:r>
-      <w:r>
-        <w:rPr>
-          <w:b/>
-          <w:i/>
-          <w:sz w:val="22"/>
-          <w:szCs w:val="22"/>
-          <w:lang w:val="uk-UA"/>
-        </w:rPr>
-        <w:t xml:space="preserve">            </w:t>
-      </w:r>
-      <w:r>
-        <w:rPr>
-          <w:b/>
-          <w:i/>
-          <w:sz w:val="22"/>
-          <w:szCs w:val="22"/>
-        </w:rPr>
-        <w:t xml:space="preserve">              </w:t>
-      </w:r>
-      <w:r>
-        <w:rPr>
-          <w:b/>
-          <w:i/>
-          <w:sz w:val="22"/>
-          <w:szCs w:val="22"/>
-          <w:lang w:val="uk-UA"/>
-        </w:rPr>
-        <w:t xml:space="preserve">             </w:t>
-      </w:r>
-      <w:r>
-        <w:rPr>
-          <w:b/>
-          <w:i/>
-          <w:sz w:val="22"/>
-          <w:szCs w:val="22"/>
-        </w:rPr>
-        <w:t xml:space="preserve">           </w:t>
-      </w:r>
-      <w:r>
-        <w:rPr>
-          <w:b/>
-          <w:i/>
-          <w:sz w:val="22"/>
-          <w:szCs w:val="22"/>
-          <w:lang w:val="uk-UA"/>
-        </w:rPr>
-        <w:t xml:space="preserve">    </w:t>
-      </w:r>
-      <w:r>
-        <w:rPr>
-          <w:b/>
-          <w:i/>
-          <w:sz w:val="22"/>
-          <w:szCs w:val="22"/>
-        </w:rPr>
-        <w:t xml:space="preserve">      </w:t>
-      </w:r>
     </w:p>
     <w:p>
       <w:pPr>
@@ -3065,8 +2521,8 @@
         <w:tblLook w:val="04A0" w:firstRow="1" w:lastRow="0" w:firstColumn="1" w:lastColumn="0" w:noHBand="0" w:noVBand="1"/>
       </w:tblPr>
       <w:tblGrid>
-        <w:gridCol w:w="4936"/>
-        <w:gridCol w:w="4934"/>
+        <w:gridCol w:w="4941"/>
+        <w:gridCol w:w="4939"/>
       </w:tblGrid>
       <w:tr>
         <w:trPr>
@@ -3076,7 +2532,8 @@
           <w:tcPr>
             <w:tcW w:w="5522" w:type="dxa"/>
             <w:tcBorders>
-              <w:top w:val="single" w:sz="4" w:space="0" w:color="auto"/>
+              <w:top w:val="nil"/>
+              <w:left w:val="nil"/>
               <w:bottom w:val="nil"/>
             </w:tcBorders>
           </w:tcPr>
@@ -3240,16 +2697,7 @@
                 <w:sz w:val="22"/>
                 <w:szCs w:val="22"/>
               </w:rPr>
-              <w:t>.</w:t>
-            </w:r>
-            <w:r>
-              <w:rPr>
-                <w:b/>
-                <w:i/>
-                <w:sz w:val="22"/>
-                <w:szCs w:val="22"/>
-              </w:rPr>
-              <w:t xml:space="preserve"> </w:t>
+              <w:t xml:space="preserve">. </w:t>
             </w:r>
             <w:r>
               <w:rPr>
@@ -3536,7 +2984,6 @@
                 <w:lang w:val="uk-UA" w:eastAsia="uk-UA"/>
               </w:rPr>
             </w:pPr>
-            <w:proofErr w:type="gramStart"/>
             <w:r>
               <w:rPr>
                 <w:rFonts w:ascii="Roboto" w:hAnsi="Roboto"/>
@@ -3553,17 +3000,7 @@
                 <w:szCs w:val="16"/>
                 <w:lang w:val="uk-UA" w:eastAsia="uk-UA"/>
               </w:rPr>
-              <w:t>«</w:t>
-            </w:r>
-            <w:proofErr w:type="gramEnd"/>
-            <w:r>
-              <w:rPr>
-                <w:rFonts w:ascii="Roboto" w:hAnsi="Roboto"/>
-                <w:sz w:val="16"/>
-                <w:szCs w:val="16"/>
-                <w:lang w:val="uk-UA" w:eastAsia="uk-UA"/>
-              </w:rPr>
-              <w:t>Універсал банк» МФО 322001</w:t>
+              <w:t>«Універсал банк» МФО 322001</w:t>
             </w:r>
           </w:p>
           <w:p>
@@ -3668,7 +3105,9 @@
           <w:tcPr>
             <w:tcW w:w="5523" w:type="dxa"/>
             <w:tcBorders>
+              <w:top w:val="nil"/>
               <w:bottom w:val="nil"/>
+              <w:right w:val="nil"/>
             </w:tcBorders>
           </w:tcPr>
           <w:p>
@@ -3960,6 +3399,8 @@
             <w:tcW w:w="5522" w:type="dxa"/>
             <w:tcBorders>
               <w:top w:val="nil"/>
+              <w:left w:val="nil"/>
+              <w:bottom w:val="nil"/>
             </w:tcBorders>
           </w:tcPr>
           <w:p>
@@ -3978,6 +3419,8 @@
             <w:tcW w:w="5523" w:type="dxa"/>
             <w:tcBorders>
               <w:top w:val="nil"/>
+              <w:bottom w:val="nil"/>
+              <w:right w:val="nil"/>
             </w:tcBorders>
           </w:tcPr>
           <w:p>
@@ -4427,6 +3870,7 @@
   <w:style w:type="character" w:default="1" w:styleId="DefaultParagraphFont">
     <w:name w:val="Default Paragraph Font"/>
     <w:uiPriority w:val="1"/>
+    <w:semiHidden/>
     <w:unhideWhenUsed/>
   </w:style>
   <w:style w:type="table" w:default="1" w:styleId="TableNormal">

--- a/templates/Act.docx
+++ b/templates/Act.docx
@@ -1765,47 +1765,40 @@
       <w:pPr>
         <w:spacing w:before="5" w:line="220" w:lineRule="exact"/>
         <w:rPr>
+          <w:sz w:val="24"/>
+          <w:szCs w:val="24"/>
+          <w:lang w:val="uk-UA"/>
+        </w:rPr>
+      </w:pPr>
+      <w:r>
+        <w:rPr>
           <w:sz w:val="22"/>
           <w:szCs w:val="22"/>
-          <w:lang w:val="uk-UA"/>
-        </w:rPr>
-      </w:pPr>
+        </w:rPr>
+        <w:t xml:space="preserve">                                                                                                                                  </w:t>
+      </w:r>
       <w:r>
         <w:rPr>
           <w:sz w:val="22"/>
           <w:szCs w:val="22"/>
         </w:rPr>
-        <w:t xml:space="preserve">                                                                                                                                    </w:t>
-      </w:r>
-      <w:r>
-        <w:rPr>
-          <w:sz w:val="22"/>
-          <w:szCs w:val="22"/>
-        </w:rPr>
         <w:t>{</w:t>
       </w:r>
       <w:proofErr w:type="spellStart"/>
       <w:r>
         <w:rPr>
-          <w:sz w:val="22"/>
-          <w:szCs w:val="22"/>
+          <w:sz w:val="24"/>
+          <w:szCs w:val="24"/>
         </w:rPr>
         <w:t>totalLabel</w:t>
       </w:r>
       <w:proofErr w:type="spellEnd"/>
       <w:r>
         <w:rPr>
-          <w:sz w:val="22"/>
-          <w:szCs w:val="22"/>
-        </w:rPr>
-        <w:t xml:space="preserve">} </w:t>
-      </w:r>
-      <w:r>
-        <w:rPr>
-          <w:sz w:val="24"/>
-          <w:szCs w:val="24"/>
-        </w:rPr>
-        <w:t>{</w:t>
+          <w:sz w:val="24"/>
+          <w:szCs w:val="24"/>
+        </w:rPr>
+        <w:t>} {</w:t>
       </w:r>
       <w:proofErr w:type="spellStart"/>
       <w:r>
@@ -1953,8 +1946,8 @@
       <w:r>
         <w:rPr>
           <w:position w:val="-1"/>
-          <w:sz w:val="24"/>
-          <w:szCs w:val="24"/>
+          <w:sz w:val="26"/>
+          <w:szCs w:val="26"/>
         </w:rPr>
         <w:t>{</w:t>
       </w:r>
@@ -1962,8 +1955,8 @@
       <w:r>
         <w:rPr>
           <w:position w:val="-1"/>
-          <w:sz w:val="24"/>
-          <w:szCs w:val="24"/>
+          <w:sz w:val="26"/>
+          <w:szCs w:val="26"/>
         </w:rPr>
         <w:t>totalAmountWords</w:t>
       </w:r>
@@ -1971,16 +1964,16 @@
       <w:r>
         <w:rPr>
           <w:position w:val="-1"/>
-          <w:sz w:val="24"/>
-          <w:szCs w:val="24"/>
+          <w:sz w:val="26"/>
+          <w:szCs w:val="26"/>
         </w:rPr>
         <w:t>}</w:t>
       </w:r>
       <w:r>
         <w:rPr>
           <w:position w:val="-1"/>
-          <w:sz w:val="24"/>
-          <w:szCs w:val="24"/>
+          <w:sz w:val="26"/>
+          <w:szCs w:val="26"/>
           <w:lang w:val="uk-UA"/>
         </w:rPr>
         <w:t>.</w:t>

--- a/templates/Act.docx
+++ b/templates/Act.docx
@@ -1772,15 +1772,36 @@
       </w:pPr>
       <w:r>
         <w:rPr>
-          <w:sz w:val="22"/>
-          <w:szCs w:val="22"/>
-        </w:rPr>
-        <w:t xml:space="preserve">                                                                                                                                  </w:t>
-      </w:r>
-      <w:r>
-        <w:rPr>
-          <w:sz w:val="22"/>
-          <w:szCs w:val="22"/>
+          <w:sz w:val="24"/>
+          <w:szCs w:val="24"/>
+        </w:rPr>
+        <w:t xml:space="preserve">                                                                                                        </w:t>
+      </w:r>
+      <w:r>
+        <w:rPr>
+          <w:sz w:val="24"/>
+          <w:szCs w:val="24"/>
+        </w:rPr>
+        <w:t xml:space="preserve"> </w:t>
+      </w:r>
+      <w:r>
+        <w:rPr>
+          <w:sz w:val="24"/>
+          <w:szCs w:val="24"/>
+        </w:rPr>
+        <w:t xml:space="preserve">  </w:t>
+      </w:r>
+      <w:r>
+        <w:rPr>
+          <w:sz w:val="24"/>
+          <w:szCs w:val="24"/>
+        </w:rPr>
+        <w:t xml:space="preserve">            </w:t>
+      </w:r>
+      <w:r>
+        <w:rPr>
+          <w:sz w:val="24"/>
+          <w:szCs w:val="24"/>
         </w:rPr>
         <w:t>{</w:t>
       </w:r>
@@ -1798,7 +1819,21 @@
           <w:sz w:val="24"/>
           <w:szCs w:val="24"/>
         </w:rPr>
-        <w:t>} {</w:t>
+        <w:t>}</w:t>
+      </w:r>
+      <w:r>
+        <w:rPr>
+          <w:sz w:val="24"/>
+          <w:szCs w:val="24"/>
+        </w:rPr>
+        <w:t xml:space="preserve"> </w:t>
+      </w:r>
+      <w:r>
+        <w:rPr>
+          <w:sz w:val="24"/>
+          <w:szCs w:val="24"/>
+        </w:rPr>
+        <w:t>{</w:t>
       </w:r>
       <w:proofErr w:type="spellStart"/>
       <w:r>
